--- a/courseware/LG-SQL Fundamental for Beginners.docx
+++ b/courseware/LG-SQL Fundamental for Beginners.docx
@@ -484,6 +484,15 @@
         <w:spacing w:after="60"/>
       </w:pPr>
       <w:r>
+        <w:fldChar w:fldCharType="begin"/>
+      </w:r>
+      <w:r>
+        <w:instrText xml:space="preserve"> TOC \o "1-2" \h \z \u </w:instrText>
+      </w:r>
+      <w:r>
+        <w:fldChar w:fldCharType="separate"/>
+      </w:r>
+      <w:r>
         <w:rPr>
           <w:rFonts w:ascii="Arial" w:hAnsi="Arial"/>
           <w:b/>
@@ -922,6 +931,9 @@
         <w:t>Glossary</w:t>
         <w:tab/>
         <w:t>44</w:t>
+      </w:r>
+      <w:r>
+        <w:fldChar w:fldCharType="end"/>
       </w:r>
     </w:p>
     <w:p>

--- a/courseware/LG-SQL Fundamental for Beginners.docx
+++ b/courseware/LG-SQL Fundamental for Beginners.docx
@@ -179,7 +179,7 @@
           <w:color w:val="1F6FEB"/>
           <w:sz w:val="24"/>
         </w:rPr>
-        <w:t>Version 13</w:t>
+        <w:t>Version 14</w:t>
       </w:r>
     </w:p>
     <w:p>
@@ -410,7 +410,7 @@
               <w:rPr>
                 <w:sz w:val="19"/>
               </w:rPr>
-              <w:t>13</w:t>
+              <w:t>13.0</w:t>
             </w:r>
           </w:p>
         </w:tc>
@@ -457,6 +457,64 @@
           </w:p>
         </w:tc>
       </w:tr>
+      <w:tr>
+        <w:tc>
+          <w:tcPr>
+            <w:tcW w:type="dxa" w:w="2160"/>
+          </w:tcPr>
+          <w:p>
+            <w:r/>
+            <w:r>
+              <w:rPr>
+                <w:sz w:val="19"/>
+              </w:rPr>
+              <w:t>14</w:t>
+            </w:r>
+          </w:p>
+        </w:tc>
+        <w:tc>
+          <w:tcPr>
+            <w:tcW w:type="dxa" w:w="2160"/>
+          </w:tcPr>
+          <w:p>
+            <w:r/>
+            <w:r>
+              <w:rPr>
+                <w:sz w:val="19"/>
+              </w:rPr>
+              <w:t>11 August 2026</w:t>
+            </w:r>
+          </w:p>
+        </w:tc>
+        <w:tc>
+          <w:tcPr>
+            <w:tcW w:type="dxa" w:w="2160"/>
+          </w:tcPr>
+          <w:p>
+            <w:r/>
+            <w:r>
+              <w:rPr>
+                <w:sz w:val="19"/>
+              </w:rPr>
+              <w:t>Reorganised the labs so each lab is one self-contained folder holding its instructions, its CSV data and its SQL seed scripts together (previously the data sat in a separate datasets/ tree).</w:t>
+            </w:r>
+          </w:p>
+        </w:tc>
+        <w:tc>
+          <w:tcPr>
+            <w:tcW w:type="dxa" w:w="2160"/>
+          </w:tcPr>
+          <w:p>
+            <w:r/>
+            <w:r>
+              <w:rPr>
+                <w:sz w:val="19"/>
+              </w:rPr>
+              <w:t>Dr. Alfred Ang</w:t>
+            </w:r>
+          </w:p>
+        </w:tc>
+      </w:tr>
     </w:tbl>
     <w:p>
       <w:r>
@@ -911,7 +969,7 @@
         </w:rPr>
         <w:t>After the Course</w:t>
         <w:tab/>
-        <w:t>44</w:t>
+        <w:t>45</w:t>
       </w:r>
     </w:p>
     <w:p>
@@ -930,7 +988,7 @@
         </w:rPr>
         <w:t>Glossary</w:t>
         <w:tab/>
-        <w:t>44</w:t>
+        <w:t>45</w:t>
       </w:r>
       <w:r>
         <w:fldChar w:fldCharType="end"/>
@@ -1819,7 +1877,7 @@
         <w:pStyle w:val="ListBullet"/>
       </w:pPr>
       <w:r>
-        <w:t>Each lab has its own folder under courseware/labs/datasets/ holding just the tables that lab needs, as CSV, plus a seed script.</w:t>
+        <w:t>Each lab has its own folder under courseware/labs/ holding the instructions, the tables that lab needs as CSV, and the seed scripts — all together.</w:t>
       </w:r>
     </w:p>
     <w:p>
@@ -1843,7 +1901,7 @@
         <w:pStyle w:val="ListBullet"/>
       </w:pPr>
       <w:r>
-        <w:t>courseware/labs/datasets/_all/ holds the complete set: SG-Mart-Mock-Data.xlsx (one sheet per table), the prebuilt sgmart.db, and every CSV.</w:t>
+        <w:t>courseware/labs/_all/ holds the complete set: SG-Mart-Mock-Data.xlsx (one sheet per table), the prebuilt sgmart.db, and every CSV.</w:t>
       </w:r>
     </w:p>
     <w:p>
@@ -2026,7 +2084,7 @@
     </w:p>
     <w:p>
       <w:r>
-        <w:t>Load the data before you start. The tables below are supplied as CSV in courseware/labs/datasets/lab-01-*/, together with seed_sqlite.sql — open that script in the SQL editor and execute it to create and fill every table in one step.</w:t>
+        <w:t>Load the data before you start. The tables below are supplied as CSV in courseware/labs/lab-01-*/ — the same folder as this lab's instructions — together with seed_sqlite.sql. Open that script in the SQL editor and execute it to create and fill every table in one step.</w:t>
       </w:r>
     </w:p>
     <w:tbl>
@@ -2470,7 +2528,7 @@
         <w:rPr>
           <w:sz w:val="20"/>
         </w:rPr>
-        <w:t>The same steps are in courseware/labs/lab-01-*.md in the course repository.</w:t>
+        <w:t>The same steps are in courseware/labs/lab-01-*/ in the course repository, alongside that lab's CSV data and SQL seed scripts.</w:t>
       </w:r>
     </w:p>
     <w:p/>
@@ -2519,7 +2577,7 @@
     </w:p>
     <w:p>
       <w:r>
-        <w:t>Load the data before you start. The tables below are supplied as CSV in courseware/labs/datasets/lab-02-*/, together with seed_sqlite.sql — open that script in the SQL editor and execute it to create and fill every table in one step.</w:t>
+        <w:t>Load the data before you start. The tables below are supplied as CSV in courseware/labs/lab-02-*/ — the same folder as this lab's instructions — together with seed_sqlite.sql. Open that script in the SQL editor and execute it to create and fill every table in one step.</w:t>
       </w:r>
     </w:p>
     <w:tbl>
@@ -3372,7 +3430,7 @@
         <w:rPr>
           <w:sz w:val="20"/>
         </w:rPr>
-        <w:t>The same steps are in courseware/labs/lab-02-*.md in the course repository.</w:t>
+        <w:t>The same steps are in courseware/labs/lab-02-*/ in the course repository, alongside that lab's CSV data and SQL seed scripts.</w:t>
       </w:r>
     </w:p>
     <w:p/>
@@ -3421,7 +3479,7 @@
     </w:p>
     <w:p>
       <w:r>
-        <w:t>Load the data before you start. The tables below are supplied as CSV in courseware/labs/datasets/lab-03-*/, together with seed_sqlite.sql — open that script in the SQL editor and execute it to create and fill every table in one step.</w:t>
+        <w:t>Load the data before you start. The tables below are supplied as CSV in courseware/labs/lab-03-*/ — the same folder as this lab's instructions — together with seed_sqlite.sql. Open that script in the SQL editor and execute it to create and fill every table in one step.</w:t>
       </w:r>
     </w:p>
     <w:tbl>
@@ -4291,7 +4349,7 @@
         <w:rPr>
           <w:sz w:val="20"/>
         </w:rPr>
-        <w:t>The same steps are in courseware/labs/lab-03-*.md in the course repository.</w:t>
+        <w:t>The same steps are in courseware/labs/lab-03-*/ in the course repository, alongside that lab's CSV data and SQL seed scripts.</w:t>
       </w:r>
     </w:p>
     <w:p/>
@@ -4395,7 +4453,7 @@
     </w:p>
     <w:p>
       <w:r>
-        <w:t>Load the data before you start. The tables below are supplied as CSV in courseware/labs/datasets/lab-04-*/, together with seed_sqlite.sql — open that script in the SQL editor and execute it to create and fill every table in one step.</w:t>
+        <w:t>Load the data before you start. The tables below are supplied as CSV in courseware/labs/lab-04-*/ — the same folder as this lab's instructions — together with seed_sqlite.sql. Open that script in the SQL editor and execute it to create and fill every table in one step.</w:t>
       </w:r>
     </w:p>
     <w:tbl>
@@ -4964,7 +5022,7 @@
         <w:rPr>
           <w:sz w:val="20"/>
         </w:rPr>
-        <w:t>The same steps are in courseware/labs/lab-04-*.md in the course repository.</w:t>
+        <w:t>The same steps are in courseware/labs/lab-04-*/ in the course repository, alongside that lab's CSV data and SQL seed scripts.</w:t>
       </w:r>
     </w:p>
     <w:p/>
@@ -5013,7 +5071,7 @@
     </w:p>
     <w:p>
       <w:r>
-        <w:t>Load the data before you start. The tables below are supplied as CSV in courseware/labs/datasets/lab-05-*/, together with seed_sqlite.sql — open that script in the SQL editor and execute it to create and fill every table in one step.</w:t>
+        <w:t>Load the data before you start. The tables below are supplied as CSV in courseware/labs/lab-05-*/ — the same folder as this lab's instructions — together with seed_sqlite.sql. Open that script in the SQL editor and execute it to create and fill every table in one step.</w:t>
       </w:r>
     </w:p>
     <w:tbl>
@@ -5752,7 +5810,7 @@
         <w:rPr>
           <w:sz w:val="20"/>
         </w:rPr>
-        <w:t>The same steps are in courseware/labs/lab-05-*.md in the course repository.</w:t>
+        <w:t>The same steps are in courseware/labs/lab-05-*/ in the course repository, alongside that lab's CSV data and SQL seed scripts.</w:t>
       </w:r>
     </w:p>
     <w:p/>
@@ -5801,7 +5859,7 @@
     </w:p>
     <w:p>
       <w:r>
-        <w:t>Load the data before you start. The tables below are supplied as CSV in courseware/labs/datasets/lab-06-*/, together with seed_sqlite.sql — open that script in the SQL editor and execute it to create and fill every table in one step.</w:t>
+        <w:t>Load the data before you start. The tables below are supplied as CSV in courseware/labs/lab-06-*/ — the same folder as this lab's instructions — together with seed_sqlite.sql. Open that script in the SQL editor and execute it to create and fill every table in one step.</w:t>
       </w:r>
     </w:p>
     <w:tbl>
@@ -6473,7 +6531,7 @@
         <w:rPr>
           <w:sz w:val="20"/>
         </w:rPr>
-        <w:t>The same steps are in courseware/labs/lab-06-*.md in the course repository.</w:t>
+        <w:t>The same steps are in courseware/labs/lab-06-*/ in the course repository, alongside that lab's CSV data and SQL seed scripts.</w:t>
       </w:r>
     </w:p>
     <w:p/>
@@ -6577,7 +6635,7 @@
     </w:p>
     <w:p>
       <w:r>
-        <w:t>Load the data before you start. The tables below are supplied as CSV in courseware/labs/datasets/lab-07-*/, together with seed_sqlite.sql — open that script in the SQL editor and execute it to create and fill every table in one step.</w:t>
+        <w:t>Load the data before you start. The tables below are supplied as CSV in courseware/labs/lab-07-*/ — the same folder as this lab's instructions — together with seed_sqlite.sql. Open that script in the SQL editor and execute it to create and fill every table in one step.</w:t>
       </w:r>
     </w:p>
     <w:tbl>
@@ -7196,7 +7254,7 @@
         <w:rPr>
           <w:sz w:val="20"/>
         </w:rPr>
-        <w:t>The same steps are in courseware/labs/lab-07-*.md in the course repository.</w:t>
+        <w:t>The same steps are in courseware/labs/lab-07-*/ in the course repository, alongside that lab's CSV data and SQL seed scripts.</w:t>
       </w:r>
     </w:p>
     <w:p/>
@@ -7245,7 +7303,7 @@
     </w:p>
     <w:p>
       <w:r>
-        <w:t>Load the data before you start. The tables below are supplied as CSV in courseware/labs/datasets/lab-08-*/, together with seed_sqlite.sql — open that script in the SQL editor and execute it to create and fill every table in one step.</w:t>
+        <w:t>Load the data before you start. The tables below are supplied as CSV in courseware/labs/lab-08-*/ — the same folder as this lab's instructions — together with seed_sqlite.sql. Open that script in the SQL editor and execute it to create and fill every table in one step.</w:t>
       </w:r>
     </w:p>
     <w:tbl>
@@ -8335,7 +8393,7 @@
         <w:rPr>
           <w:sz w:val="20"/>
         </w:rPr>
-        <w:t>The same steps are in courseware/labs/lab-08-*.md in the course repository.</w:t>
+        <w:t>The same steps are in courseware/labs/lab-08-*/ in the course repository, alongside that lab's CSV data and SQL seed scripts.</w:t>
       </w:r>
     </w:p>
     <w:p/>
@@ -8384,7 +8442,7 @@
     </w:p>
     <w:p>
       <w:r>
-        <w:t>Load the data before you start. The tables below are supplied as CSV in courseware/labs/datasets/lab-09-*/, together with seed_sqlite.sql — open that script in the SQL editor and execute it to create and fill every table in one step.</w:t>
+        <w:t>Load the data before you start. The tables below are supplied as CSV in courseware/labs/lab-09-*/ — the same folder as this lab's instructions — together with seed_sqlite.sql. Open that script in the SQL editor and execute it to create and fill every table in one step.</w:t>
       </w:r>
     </w:p>
     <w:tbl>
@@ -9251,7 +9309,7 @@
         <w:rPr>
           <w:sz w:val="20"/>
         </w:rPr>
-        <w:t>The same steps are in courseware/labs/lab-09-*.md in the course repository.</w:t>
+        <w:t>The same steps are in courseware/labs/lab-09-*/ in the course repository, alongside that lab's CSV data and SQL seed scripts.</w:t>
       </w:r>
     </w:p>
     <w:p/>
@@ -9355,7 +9413,7 @@
     </w:p>
     <w:p>
       <w:r>
-        <w:t>Load the data before you start. The tables below are supplied as CSV in courseware/labs/datasets/lab-10-*/, together with seed_sqlite.sql — open that script in the SQL editor and execute it to create and fill every table in one step.</w:t>
+        <w:t>Load the data before you start. The tables below are supplied as CSV in courseware/labs/lab-10-*/ — the same folder as this lab's instructions — together with seed_sqlite.sql. Open that script in the SQL editor and execute it to create and fill every table in one step.</w:t>
       </w:r>
     </w:p>
     <w:tbl>
@@ -10518,7 +10576,7 @@
         <w:rPr>
           <w:sz w:val="20"/>
         </w:rPr>
-        <w:t>The same steps are in courseware/labs/lab-10-*.md in the course repository.</w:t>
+        <w:t>The same steps are in courseware/labs/lab-10-*/ in the course repository, alongside that lab's CSV data and SQL seed scripts.</w:t>
       </w:r>
     </w:p>
     <w:p/>
@@ -10567,7 +10625,7 @@
     </w:p>
     <w:p>
       <w:r>
-        <w:t>Load the data before you start. The tables below are supplied as CSV in courseware/labs/datasets/lab-11-*/, together with seed_sqlite.sql — open that script in the SQL editor and execute it to create and fill every table in one step.</w:t>
+        <w:t>Load the data before you start. The tables below are supplied as CSV in courseware/labs/lab-11-*/ — the same folder as this lab's instructions — together with seed_sqlite.sql. Open that script in the SQL editor and execute it to create and fill every table in one step.</w:t>
       </w:r>
     </w:p>
     <w:tbl>
@@ -11266,7 +11324,7 @@
         <w:rPr>
           <w:sz w:val="20"/>
         </w:rPr>
-        <w:t>The same steps are in courseware/labs/lab-11-*.md in the course repository.</w:t>
+        <w:t>The same steps are in courseware/labs/lab-11-*/ in the course repository, alongside that lab's CSV data and SQL seed scripts.</w:t>
       </w:r>
     </w:p>
     <w:p/>

--- a/courseware/LG-SQL Fundamental for Beginners.docx
+++ b/courseware/LG-SQL Fundamental for Beginners.docx
@@ -468,7 +468,7 @@
               <w:rPr>
                 <w:sz w:val="19"/>
               </w:rPr>
-              <w:t>14</w:t>
+              <w:t>14.0</w:t>
             </w:r>
           </w:p>
         </w:tc>
